--- a/file4.docx
+++ b/file4.docx
@@ -17,6 +17,23 @@
           <w:lang w:val="en-IN"/>
         </w:rPr>
         <w:t>Bapa SitaRam</w:t>
+      </w:r>
+    </w:p>
+    <w:p>
+      <w:pPr>
+        <w:rPr>
+          <w:sz w:val="32"/>
+          <w:szCs w:val="32"/>
+          <w:lang w:val="en-IN"/>
+        </w:rPr>
+      </w:pPr>
+      <w:r>
+        <w:rPr>
+          <w:sz w:val="32"/>
+          <w:szCs w:val="32"/>
+          <w:lang w:val="en-IN"/>
+        </w:rPr>
+        <w:t>bagdana</w:t>
       </w:r>
     </w:p>
     <w:p>

--- a/file4.docx
+++ b/file4.docx
@@ -33,7 +33,32 @@
           <w:szCs w:val="32"/>
           <w:lang w:val="en-IN"/>
         </w:rPr>
-        <w:t>bagdana</w:t>
+        <w:t>B</w:t>
+      </w:r>
+      <w:r>
+        <w:rPr>
+          <w:sz w:val="32"/>
+          <w:szCs w:val="32"/>
+          <w:lang w:val="en-IN"/>
+        </w:rPr>
+        <w:t>agdana</w:t>
+      </w:r>
+    </w:p>
+    <w:p>
+      <w:pPr>
+        <w:rPr>
+          <w:sz w:val="32"/>
+          <w:szCs w:val="32"/>
+          <w:lang w:val="en-IN"/>
+        </w:rPr>
+      </w:pPr>
+      <w:r>
+        <w:rPr>
+          <w:sz w:val="32"/>
+          <w:szCs w:val="32"/>
+          <w:lang w:val="en-IN"/>
+        </w:rPr>
+        <w:t>Jay gurudev</w:t>
       </w:r>
     </w:p>
     <w:p>
